--- a/docs/presentations/AX_Demo_Day_Onepager.docx
+++ b/docs/presentations/AX_Demo_Day_Onepager.docx
@@ -40,7 +40,7 @@
           <w:sz w:val="17"/>
           <w:szCs w:val="17"/>
         </w:rPr>
-        <w:t xml:space="preserve">"오늘 수치는 샘플이지만, 화면과 절차는 전부 진짜입니다. 엑셀 두 개만 주시면 이 화면이 태성당의 실제가 됩니다."</w:t>
+        <w:t xml:space="preserve">"오늘 수치는 샘플이지만, 화면과 절차는 전부 진짜입니다 — 이 시스템은 지금 try.odooaierp.com에서 실제로 운영 중입니다. 엑셀 두 개만 주시면 이 화면이 태성당의 실제가 됩니다."</w:t>
       </w:r>
     </w:p>
     <w:p>
@@ -489,6 +489,62 @@
                 <w:szCs w:val="16"/>
               </w:rPr>
               <w:t xml:space="preserve">현장 네트워크 가정 금지</w:t>
+            </w:r>
+          </w:p>
+        </w:tc>
+      </w:tr>
+      <w:tr>
+        <w:tc>
+          <w:tcPr>
+            <w:tcW w:type="dxa" w:w="5200"/>
+            <w:tcMar>
+              <w:top w:type="dxa" w:w="30"/>
+              <w:left w:type="dxa" w:w="70"/>
+              <w:bottom w:type="dxa" w:w="30"/>
+              <w:right w:type="dxa" w:w="70"/>
+            </w:tcMar>
+          </w:tcPr>
+          <w:p>
+            <w:pPr>
+              <w:spacing w:after="0"/>
+            </w:pPr>
+            <w:r>
+              <w:rPr>
+                <w:rFonts w:ascii="Malgun Gothic" w:cs="Malgun Gothic" w:eastAsia="Malgun Gothic" w:hAnsi="Malgun Gothic"/>
+                <w:b w:val="false"/>
+                <w:bCs w:val="false"/>
+                <w:color w:val="2E241C"/>
+                <w:sz w:val="16"/>
+                <w:szCs w:val="16"/>
+              </w:rPr>
+              <w:t xml:space="preserve">☐ 휴대폰 LTE로 try.odooaierp.com 접속 확인</w:t>
+            </w:r>
+          </w:p>
+        </w:tc>
+        <w:tc>
+          <w:tcPr>
+            <w:tcW w:type="dxa" w:w="4300"/>
+            <w:tcMar>
+              <w:top w:type="dxa" w:w="30"/>
+              <w:left w:type="dxa" w:w="70"/>
+              <w:bottom w:type="dxa" w:w="30"/>
+              <w:right w:type="dxa" w:w="70"/>
+            </w:tcMar>
+          </w:tcPr>
+          <w:p>
+            <w:pPr>
+              <w:spacing w:after="0"/>
+            </w:pPr>
+            <w:r>
+              <w:rPr>
+                <w:rFonts w:ascii="Malgun Gothic" w:cs="Malgun Gothic" w:eastAsia="Malgun Gothic" w:hAnsi="Malgun Gothic"/>
+                <w:b w:val="false"/>
+                <w:bCs w:val="false"/>
+                <w:color w:val="2E241C"/>
+                <w:sz w:val="16"/>
+                <w:szCs w:val="16"/>
+              </w:rPr>
+              <w:t xml:space="preserve">★ 신규 — 실서비스 라이브</w:t>
             </w:r>
           </w:p>
         </w:tc>
@@ -1202,7 +1258,7 @@
                 <w:sz w:val="16"/>
                 <w:szCs w:val="16"/>
               </w:rPr>
-              <w:t xml:space="preserve">샘플 zip 배포 — "엑셀 두 개 주시면 이 화면이 실제가 됩니다" + 다음 일정</w:t>
+              <w:t xml:space="preserve">휴대폰으로 try.odooaierp.com 라이브 접속 — "이미 인터넷에서 운영 중입니다" → 샘플 zip 배포 + 다음 일정</w:t>
             </w:r>
           </w:p>
         </w:tc>
